--- a/examples/quarterly-financials/output.docx
+++ b/examples/quarterly-financials/output.docx
@@ -22,7 +22,7 @@
     <w:p>
       <w:pPr>
         <w:pStyle w:val="Heading1"/>
-        <w:spacing w:after="60" w:line="546" w:lineRule="atLeast"/>
+        <w:spacing w:after="60" w:before="195" w:line="546" w:lineRule="atLeast"/>
         <w:textAlignment w:val="center"/>
       </w:pPr>
       <w:r>
@@ -209,7 +209,6 @@
             <w:r>
               <w:rPr>
                 <w:rFonts w:ascii="Georgia" w:cs="Georgia" w:eastAsia="Georgia" w:hAnsi="Georgia"/>
-                <w:color w:val="111111"/>
                 <w:sz w:val="20"/>
                 <w:szCs w:val="20"/>
               </w:rPr>
@@ -235,7 +234,6 @@
             <w:r>
               <w:rPr>
                 <w:rFonts w:ascii="Georgia" w:cs="Georgia" w:eastAsia="Georgia" w:hAnsi="Georgia"/>
-                <w:color w:val="111111"/>
                 <w:sz w:val="20"/>
                 <w:szCs w:val="20"/>
               </w:rPr>
@@ -261,7 +259,6 @@
             <w:r>
               <w:rPr>
                 <w:rFonts w:ascii="Georgia" w:cs="Georgia" w:eastAsia="Georgia" w:hAnsi="Georgia"/>
-                <w:color w:val="111111"/>
                 <w:sz w:val="20"/>
                 <w:szCs w:val="20"/>
               </w:rPr>
@@ -314,7 +311,6 @@
             <w:r>
               <w:rPr>
                 <w:rFonts w:ascii="Georgia" w:cs="Georgia" w:eastAsia="Georgia" w:hAnsi="Georgia"/>
-                <w:color w:val="111111"/>
                 <w:sz w:val="20"/>
                 <w:szCs w:val="20"/>
               </w:rPr>
@@ -340,7 +336,6 @@
             <w:r>
               <w:rPr>
                 <w:rFonts w:ascii="Georgia" w:cs="Georgia" w:eastAsia="Georgia" w:hAnsi="Georgia"/>
-                <w:color w:val="111111"/>
                 <w:sz w:val="20"/>
                 <w:szCs w:val="20"/>
               </w:rPr>
@@ -366,7 +361,6 @@
             <w:r>
               <w:rPr>
                 <w:rFonts w:ascii="Georgia" w:cs="Georgia" w:eastAsia="Georgia" w:hAnsi="Georgia"/>
-                <w:color w:val="111111"/>
                 <w:sz w:val="20"/>
                 <w:szCs w:val="20"/>
               </w:rPr>
@@ -392,7 +386,6 @@
             <w:r>
               <w:rPr>
                 <w:rFonts w:ascii="Georgia" w:cs="Georgia" w:eastAsia="Georgia" w:hAnsi="Georgia"/>
-                <w:color w:val="111111"/>
                 <w:sz w:val="20"/>
                 <w:szCs w:val="20"/>
               </w:rPr>
@@ -422,7 +415,6 @@
                 <w:rFonts w:ascii="Georgia" w:cs="Georgia" w:eastAsia="Georgia" w:hAnsi="Georgia"/>
                 <w:b/>
                 <w:bCs/>
-                <w:color w:val="111111"/>
                 <w:sz w:val="20"/>
                 <w:szCs w:val="20"/>
               </w:rPr>
@@ -451,7 +443,6 @@
                 <w:rFonts w:ascii="Georgia" w:cs="Georgia" w:eastAsia="Georgia" w:hAnsi="Georgia"/>
                 <w:b/>
                 <w:bCs/>
-                <w:color w:val="111111"/>
                 <w:sz w:val="20"/>
                 <w:szCs w:val="20"/>
               </w:rPr>
@@ -480,7 +471,6 @@
                 <w:rFonts w:ascii="Georgia" w:cs="Georgia" w:eastAsia="Georgia" w:hAnsi="Georgia"/>
                 <w:b/>
                 <w:bCs/>
-                <w:color w:val="111111"/>
                 <w:sz w:val="20"/>
                 <w:szCs w:val="20"/>
               </w:rPr>
@@ -509,7 +499,6 @@
                 <w:rFonts w:ascii="Georgia" w:cs="Georgia" w:eastAsia="Georgia" w:hAnsi="Georgia"/>
                 <w:b/>
                 <w:bCs/>
-                <w:color w:val="111111"/>
                 <w:sz w:val="20"/>
                 <w:szCs w:val="20"/>
               </w:rPr>
@@ -536,7 +525,6 @@
             <w:r>
               <w:rPr>
                 <w:rFonts w:ascii="Georgia" w:cs="Georgia" w:eastAsia="Georgia" w:hAnsi="Georgia"/>
-                <w:color w:val="111111"/>
                 <w:sz w:val="20"/>
                 <w:szCs w:val="20"/>
               </w:rPr>
@@ -562,7 +550,6 @@
             <w:r>
               <w:rPr>
                 <w:rFonts w:ascii="Georgia" w:cs="Georgia" w:eastAsia="Georgia" w:hAnsi="Georgia"/>
-                <w:color w:val="111111"/>
                 <w:sz w:val="20"/>
                 <w:szCs w:val="20"/>
               </w:rPr>
@@ -588,7 +575,6 @@
             <w:r>
               <w:rPr>
                 <w:rFonts w:ascii="Georgia" w:cs="Georgia" w:eastAsia="Georgia" w:hAnsi="Georgia"/>
-                <w:color w:val="111111"/>
                 <w:sz w:val="20"/>
                 <w:szCs w:val="20"/>
               </w:rPr>
@@ -614,7 +600,6 @@
             <w:r>
               <w:rPr>
                 <w:rFonts w:ascii="Georgia" w:cs="Georgia" w:eastAsia="Georgia" w:hAnsi="Georgia"/>
-                <w:color w:val="111111"/>
                 <w:sz w:val="20"/>
                 <w:szCs w:val="20"/>
               </w:rPr>
@@ -641,7 +626,6 @@
             <w:r>
               <w:rPr>
                 <w:rFonts w:ascii="Georgia" w:cs="Georgia" w:eastAsia="Georgia" w:hAnsi="Georgia"/>
-                <w:color w:val="111111"/>
                 <w:sz w:val="20"/>
                 <w:szCs w:val="20"/>
               </w:rPr>
@@ -667,7 +651,6 @@
             <w:r>
               <w:rPr>
                 <w:rFonts w:ascii="Georgia" w:cs="Georgia" w:eastAsia="Georgia" w:hAnsi="Georgia"/>
-                <w:color w:val="111111"/>
                 <w:sz w:val="20"/>
                 <w:szCs w:val="20"/>
               </w:rPr>
@@ -693,7 +676,6 @@
             <w:r>
               <w:rPr>
                 <w:rFonts w:ascii="Georgia" w:cs="Georgia" w:eastAsia="Georgia" w:hAnsi="Georgia"/>
-                <w:color w:val="111111"/>
                 <w:sz w:val="20"/>
                 <w:szCs w:val="20"/>
               </w:rPr>
@@ -719,7 +701,6 @@
             <w:r>
               <w:rPr>
                 <w:rFonts w:ascii="Georgia" w:cs="Georgia" w:eastAsia="Georgia" w:hAnsi="Georgia"/>
-                <w:color w:val="111111"/>
                 <w:sz w:val="20"/>
                 <w:szCs w:val="20"/>
               </w:rPr>
@@ -746,7 +727,6 @@
             <w:r>
               <w:rPr>
                 <w:rFonts w:ascii="Georgia" w:cs="Georgia" w:eastAsia="Georgia" w:hAnsi="Georgia"/>
-                <w:color w:val="111111"/>
                 <w:sz w:val="20"/>
                 <w:szCs w:val="20"/>
               </w:rPr>
@@ -772,7 +752,6 @@
             <w:r>
               <w:rPr>
                 <w:rFonts w:ascii="Georgia" w:cs="Georgia" w:eastAsia="Georgia" w:hAnsi="Georgia"/>
-                <w:color w:val="111111"/>
                 <w:sz w:val="20"/>
                 <w:szCs w:val="20"/>
               </w:rPr>
@@ -798,7 +777,6 @@
             <w:r>
               <w:rPr>
                 <w:rFonts w:ascii="Georgia" w:cs="Georgia" w:eastAsia="Georgia" w:hAnsi="Georgia"/>
-                <w:color w:val="111111"/>
                 <w:sz w:val="20"/>
                 <w:szCs w:val="20"/>
               </w:rPr>
@@ -824,7 +802,6 @@
             <w:r>
               <w:rPr>
                 <w:rFonts w:ascii="Georgia" w:cs="Georgia" w:eastAsia="Georgia" w:hAnsi="Georgia"/>
-                <w:color w:val="111111"/>
                 <w:sz w:val="20"/>
                 <w:szCs w:val="20"/>
               </w:rPr>
@@ -854,7 +831,6 @@
                 <w:rFonts w:ascii="Georgia" w:cs="Georgia" w:eastAsia="Georgia" w:hAnsi="Georgia"/>
                 <w:b/>
                 <w:bCs/>
-                <w:color w:val="111111"/>
                 <w:sz w:val="20"/>
                 <w:szCs w:val="20"/>
               </w:rPr>
@@ -883,7 +859,6 @@
                 <w:rFonts w:ascii="Georgia" w:cs="Georgia" w:eastAsia="Georgia" w:hAnsi="Georgia"/>
                 <w:b/>
                 <w:bCs/>
-                <w:color w:val="111111"/>
                 <w:sz w:val="20"/>
                 <w:szCs w:val="20"/>
               </w:rPr>
@@ -912,7 +887,6 @@
                 <w:rFonts w:ascii="Georgia" w:cs="Georgia" w:eastAsia="Georgia" w:hAnsi="Georgia"/>
                 <w:b/>
                 <w:bCs/>
-                <w:color w:val="111111"/>
                 <w:sz w:val="20"/>
                 <w:szCs w:val="20"/>
               </w:rPr>
@@ -941,7 +915,6 @@
                 <w:rFonts w:ascii="Georgia" w:cs="Georgia" w:eastAsia="Georgia" w:hAnsi="Georgia"/>
                 <w:b/>
                 <w:bCs/>
-                <w:color w:val="111111"/>
                 <w:sz w:val="20"/>
                 <w:szCs w:val="20"/>
               </w:rPr>
@@ -968,7 +941,6 @@
             <w:r>
               <w:rPr>
                 <w:rFonts w:ascii="Georgia" w:cs="Georgia" w:eastAsia="Georgia" w:hAnsi="Georgia"/>
-                <w:color w:val="111111"/>
                 <w:sz w:val="20"/>
                 <w:szCs w:val="20"/>
               </w:rPr>
@@ -994,7 +966,6 @@
             <w:r>
               <w:rPr>
                 <w:rFonts w:ascii="Georgia" w:cs="Georgia" w:eastAsia="Georgia" w:hAnsi="Georgia"/>
-                <w:color w:val="111111"/>
                 <w:sz w:val="20"/>
                 <w:szCs w:val="20"/>
               </w:rPr>
@@ -1020,7 +991,6 @@
             <w:r>
               <w:rPr>
                 <w:rFonts w:ascii="Georgia" w:cs="Georgia" w:eastAsia="Georgia" w:hAnsi="Georgia"/>
-                <w:color w:val="111111"/>
                 <w:sz w:val="20"/>
                 <w:szCs w:val="20"/>
               </w:rPr>
@@ -1046,7 +1016,6 @@
             <w:r>
               <w:rPr>
                 <w:rFonts w:ascii="Georgia" w:cs="Georgia" w:eastAsia="Georgia" w:hAnsi="Georgia"/>
-                <w:color w:val="111111"/>
                 <w:sz w:val="20"/>
                 <w:szCs w:val="20"/>
               </w:rPr>
@@ -1076,7 +1045,6 @@
                 <w:rFonts w:ascii="Georgia" w:cs="Georgia" w:eastAsia="Georgia" w:hAnsi="Georgia"/>
                 <w:b/>
                 <w:bCs/>
-                <w:color w:val="111111"/>
                 <w:sz w:val="20"/>
                 <w:szCs w:val="20"/>
               </w:rPr>
@@ -1105,7 +1073,6 @@
                 <w:rFonts w:ascii="Georgia" w:cs="Georgia" w:eastAsia="Georgia" w:hAnsi="Georgia"/>
                 <w:b/>
                 <w:bCs/>
-                <w:color w:val="111111"/>
                 <w:sz w:val="20"/>
                 <w:szCs w:val="20"/>
               </w:rPr>
@@ -1134,7 +1101,6 @@
                 <w:rFonts w:ascii="Georgia" w:cs="Georgia" w:eastAsia="Georgia" w:hAnsi="Georgia"/>
                 <w:b/>
                 <w:bCs/>
-                <w:color w:val="111111"/>
                 <w:sz w:val="20"/>
                 <w:szCs w:val="20"/>
               </w:rPr>
@@ -1200,7 +1166,7 @@
         </w:rPr>
         <w:t xml:space="preserve"> </w:t>
       </w:r>
-      <w:hyperlink w:history="1" r:id="rIdvk1l5cbumv9rokdxkewdw">
+      <w:hyperlink w:history="1" r:id="rId1li5udcoinbet54tqykty">
         <w:r>
           <w:rPr>
             <w:rStyle w:val="Hyperlink"/>

--- a/examples/quarterly-financials/output.docx
+++ b/examples/quarterly-financials/output.docx
@@ -1166,7 +1166,7 @@
         </w:rPr>
         <w:t xml:space="preserve"> </w:t>
       </w:r>
-      <w:hyperlink w:history="1" r:id="rId1li5udcoinbet54tqykty">
+      <w:hyperlink w:history="1" r:id="rId50zcwagbq85z87h42jbji">
         <w:r>
           <w:rPr>
             <w:rStyle w:val="Hyperlink"/>
